--- a/landing/src/content/docs/concepts/runs-sessions-state.md.docx
+++ b/landing/src/content/docs/concepts/runs-sessions-state.md.docx
@@ -85,6 +85,7 @@
           <w:numId w:val="1"/>
         </w:numPr>
         <w:ind w:left="720" w:hanging="360"/>
+        <w:rPr/>
       </w:pPr>
       <w:r>
         <w:rPr>
@@ -100,6 +101,7 @@
           <w:numId w:val="1"/>
         </w:numPr>
         <w:ind w:left="720" w:hanging="360"/>
+        <w:rPr/>
       </w:pPr>
       <w:r>
         <w:rPr>
@@ -115,6 +117,7 @@
           <w:numId w:val="1"/>
         </w:numPr>
         <w:ind w:left="720" w:hanging="360"/>
+        <w:rPr/>
       </w:pPr>
       <w:r>
         <w:rPr>
@@ -130,6 +133,7 @@
           <w:numId w:val="1"/>
         </w:numPr>
         <w:ind w:left="720" w:hanging="360"/>
+        <w:rPr/>
       </w:pPr>
       <w:r>
         <w:rPr>
@@ -145,6 +149,7 @@
           <w:numId w:val="1"/>
         </w:numPr>
         <w:ind w:left="720" w:hanging="360"/>
+        <w:rPr/>
       </w:pPr>
       <w:r>
         <w:rPr>
@@ -160,6 +165,7 @@
           <w:numId w:val="1"/>
         </w:numPr>
         <w:ind w:left="720" w:hanging="360"/>
+        <w:rPr/>
       </w:pPr>
       <w:r>
         <w:rPr>
@@ -175,6 +181,7 @@
           <w:numId w:val="1"/>
         </w:numPr>
         <w:ind w:left="720" w:hanging="360"/>
+        <w:rPr/>
       </w:pPr>
       <w:r>
         <w:rPr>
@@ -264,7 +271,7 @@
         <w:pStyle w:val="Heading2"/>
         <w:rPr/>
       </w:pPr>
-      <w:bookmarkStart w:colFirst="0" w:colLast="0" w:name="_hihmufuybt1i" w:id="0"/>
+      <w:bookmarkStart w:colFirst="0" w:colLast="0" w:name="_4txysrnbxuzn" w:id="0"/>
       <w:bookmarkEnd w:id="0"/>
       <w:r>
         <w:rPr>
@@ -289,7 +296,7 @@
         <w:pStyle w:val="Heading2"/>
         <w:rPr/>
       </w:pPr>
-      <w:bookmarkStart w:colFirst="0" w:colLast="0" w:name="_czmb5e9jka27" w:id="1"/>
+      <w:bookmarkStart w:colFirst="0" w:colLast="0" w:name="_jf4shfyevjvv" w:id="1"/>
       <w:bookmarkEnd w:id="1"/>
       <w:r>
         <w:rPr>
@@ -314,7 +321,7 @@
         <w:pStyle w:val="Heading2"/>
         <w:rPr/>
       </w:pPr>
-      <w:bookmarkStart w:colFirst="0" w:colLast="0" w:name="_mnhxrsjswkdx" w:id="2"/>
+      <w:bookmarkStart w:colFirst="0" w:colLast="0" w:name="_yyyjq910s4x" w:id="2"/>
       <w:bookmarkEnd w:id="2"/>
       <w:r>
         <w:rPr>
@@ -353,7 +360,7 @@
         <w:pStyle w:val="Heading2"/>
         <w:rPr/>
       </w:pPr>
-      <w:bookmarkStart w:colFirst="0" w:colLast="0" w:name="_6s27rjr4g45j" w:id="3"/>
+      <w:bookmarkStart w:colFirst="0" w:colLast="0" w:name="_pa2omxympgq1" w:id="3"/>
       <w:bookmarkEnd w:id="3"/>
       <w:r>
         <w:rPr>
@@ -405,6 +412,7 @@
           <w:numId w:val="1"/>
         </w:numPr>
         <w:ind w:left="720" w:hanging="360"/>
+        <w:rPr/>
       </w:pPr>
       <w:r>
         <w:rPr>
@@ -420,6 +428,7 @@
           <w:numId w:val="1"/>
         </w:numPr>
         <w:ind w:left="720" w:hanging="360"/>
+        <w:rPr/>
       </w:pPr>
       <w:r>
         <w:rPr>
@@ -435,6 +444,7 @@
           <w:numId w:val="1"/>
         </w:numPr>
         <w:ind w:left="720" w:hanging="360"/>
+        <w:rPr/>
       </w:pPr>
       <w:r>
         <w:rPr>
@@ -472,6 +482,7 @@
           <w:numId w:val="1"/>
         </w:numPr>
         <w:ind w:left="720" w:hanging="360"/>
+        <w:rPr/>
       </w:pPr>
       <w:r>
         <w:rPr>
@@ -487,6 +498,7 @@
           <w:numId w:val="1"/>
         </w:numPr>
         <w:ind w:left="720" w:hanging="360"/>
+        <w:rPr/>
       </w:pPr>
       <w:r>
         <w:rPr>
@@ -502,6 +514,7 @@
           <w:numId w:val="1"/>
         </w:numPr>
         <w:ind w:left="720" w:hanging="360"/>
+        <w:rPr/>
       </w:pPr>
       <w:r>
         <w:rPr>
@@ -517,6 +530,7 @@
           <w:numId w:val="1"/>
         </w:numPr>
         <w:ind w:left="720" w:hanging="360"/>
+        <w:rPr/>
       </w:pPr>
       <w:r>
         <w:rPr>
@@ -574,7 +588,7 @@
         <w:pStyle w:val="Heading2"/>
         <w:rPr/>
       </w:pPr>
-      <w:bookmarkStart w:colFirst="0" w:colLast="0" w:name="_r8602n2semuw" w:id="4"/>
+      <w:bookmarkStart w:colFirst="0" w:colLast="0" w:name="_1ownihj5em23" w:id="4"/>
       <w:bookmarkEnd w:id="4"/>
       <w:r>
         <w:rPr>
@@ -599,7 +613,7 @@
         <w:pStyle w:val="Heading2"/>
         <w:rPr/>
       </w:pPr>
-      <w:bookmarkStart w:colFirst="0" w:colLast="0" w:name="_wdeo4bah4oem" w:id="5"/>
+      <w:bookmarkStart w:colFirst="0" w:colLast="0" w:name="_5612zmvbdrsj" w:id="5"/>
       <w:bookmarkEnd w:id="5"/>
       <w:r>
         <w:rPr>
